--- a/doc/LightCurveViewer.docx
+++ b/doc/LightCurveViewer.docx
@@ -1642,7 +1642,31 @@
               <w:rPr>
                 <w:lang w:val="en-US"/>
               </w:rPr>
-              <w:t>Cycle-by-cycle color</w:t>
+              <w:t>Cycle-by-</w:t>
+            </w:r>
+            <w:r>
+              <w:rPr>
+                <w:lang w:val="en-US"/>
+              </w:rPr>
+              <w:t>C</w:t>
+            </w:r>
+            <w:r>
+              <w:rPr>
+                <w:lang w:val="en-US"/>
+              </w:rPr>
+              <w:t xml:space="preserve">ycle </w:t>
+            </w:r>
+            <w:r>
+              <w:rPr>
+                <w:lang w:val="en-US"/>
+              </w:rPr>
+              <w:t>C</w:t>
+            </w:r>
+            <w:r>
+              <w:rPr>
+                <w:lang w:val="en-US"/>
+              </w:rPr>
+              <w:t>olor</w:t>
             </w:r>
           </w:p>
         </w:tc>
@@ -1661,6 +1685,138 @@
                 <w:lang w:val="en-US"/>
               </w:rPr>
               <w:t>Plot each cycle in the phase plot in a different color</w:t>
+            </w:r>
+          </w:p>
+        </w:tc>
+      </w:tr>
+      <w:tr>
+        <w:tc>
+          <w:tcPr>
+            <w:tcW w:w="3529" w:type="dxa"/>
+          </w:tcPr>
+          <w:p>
+            <w:pPr>
+              <w:pStyle w:val="a9"/>
+              <w:numPr>
+                <w:ilvl w:val="0"/>
+                <w:numId w:val="2"/>
+              </w:numPr>
+              <w:ind w:left="308"/>
+              <w:rPr>
+                <w:lang w:val="en-US"/>
+              </w:rPr>
+            </w:pPr>
+            <w:r>
+              <w:rPr>
+                <w:lang w:val="en-US"/>
+              </w:rPr>
+              <w:t>Day-by-Day Color</w:t>
+            </w:r>
+          </w:p>
+        </w:tc>
+        <w:tc>
+          <w:tcPr>
+            <w:tcW w:w="4672" w:type="dxa"/>
+          </w:tcPr>
+          <w:p>
+            <w:pPr>
+              <w:rPr>
+                <w:lang w:val="en-US"/>
+              </w:rPr>
+            </w:pPr>
+            <w:r>
+              <w:rPr>
+                <w:lang w:val="en-US"/>
+              </w:rPr>
+              <w:t>Plot each Julian Day in a different color</w:t>
+            </w:r>
+          </w:p>
+        </w:tc>
+      </w:tr>
+      <w:tr>
+        <w:tc>
+          <w:tcPr>
+            <w:tcW w:w="3529" w:type="dxa"/>
+          </w:tcPr>
+          <w:p>
+            <w:pPr>
+              <w:pStyle w:val="a9"/>
+              <w:numPr>
+                <w:ilvl w:val="0"/>
+                <w:numId w:val="2"/>
+              </w:numPr>
+              <w:ind w:left="308"/>
+              <w:rPr>
+                <w:lang w:val="en-US"/>
+              </w:rPr>
+            </w:pPr>
+            <w:r>
+              <w:rPr>
+                <w:lang w:val="en-US"/>
+              </w:rPr>
+              <w:t>Year-by-Year Color</w:t>
+            </w:r>
+          </w:p>
+        </w:tc>
+        <w:tc>
+          <w:tcPr>
+            <w:tcW w:w="4672" w:type="dxa"/>
+          </w:tcPr>
+          <w:p>
+            <w:pPr>
+              <w:rPr>
+                <w:lang w:val="en-US"/>
+              </w:rPr>
+            </w:pPr>
+            <w:r>
+              <w:rPr>
+                <w:lang w:val="en-US"/>
+              </w:rPr>
+              <w:t>Plot each year in a different color</w:t>
+            </w:r>
+          </w:p>
+        </w:tc>
+      </w:tr>
+      <w:tr>
+        <w:tc>
+          <w:tcPr>
+            <w:tcW w:w="3529" w:type="dxa"/>
+          </w:tcPr>
+          <w:p>
+            <w:pPr>
+              <w:pStyle w:val="a9"/>
+              <w:numPr>
+                <w:ilvl w:val="0"/>
+                <w:numId w:val="2"/>
+              </w:numPr>
+              <w:ind w:left="308"/>
+              <w:rPr>
+                <w:lang w:val="en-US"/>
+              </w:rPr>
+            </w:pPr>
+            <w:r>
+              <w:rPr>
+                <w:lang w:val="en-US"/>
+              </w:rPr>
+              <w:t>Highlight Visible Points</w:t>
+            </w:r>
+          </w:p>
+        </w:tc>
+        <w:tc>
+          <w:tcPr>
+            <w:tcW w:w="4672" w:type="dxa"/>
+          </w:tcPr>
+          <w:p>
+            <w:pPr>
+              <w:rPr>
+                <w:lang w:val="en-US"/>
+              </w:rPr>
+            </w:pPr>
+            <w:r>
+              <w:rPr>
+                <w:lang w:val="en-US"/>
+              </w:rPr>
+              <w:t>Highlight the currently visible points</w:t>
             </w:r>
           </w:p>
         </w:tc>
@@ -2615,6 +2771,7 @@
               <w:rPr>
                 <w:lang w:val="en-US"/>
               </w:rPr>
+              <w:lastRenderedPageBreak/>
               <w:t>About</w:t>
             </w:r>
           </w:p>
@@ -2629,6 +2786,12 @@
                 <w:lang w:val="en-US"/>
               </w:rPr>
             </w:pPr>
+            <w:r>
+              <w:rPr>
+                <w:lang w:val="en-US"/>
+              </w:rPr>
+              <w:t>Program information</w:t>
+            </w:r>
           </w:p>
         </w:tc>
       </w:tr>
@@ -3390,6 +3553,20 @@
     </w:p>
     <w:p>
       <w:pPr>
+        <w:rPr>
+          <w:noProof/>
+          <w:lang w:val="en-US"/>
+        </w:rPr>
+      </w:pPr>
+      <w:r>
+        <w:rPr>
+          <w:lang w:val="en-US"/>
+        </w:rPr>
+        <w:t>When the process is complete, the following dialog appears:</w:t>
+      </w:r>
+    </w:p>
+    <w:p>
+      <w:pPr>
         <w:jc w:val="center"/>
         <w:rPr>
           <w:lang w:val="en-US"/>
@@ -3399,17 +3576,11 @@
         <w:rPr>
           <w:lang w:val="en-US"/>
         </w:rPr>
-        <w:t>When the process is complete, the following dialog appears:</w:t>
-      </w:r>
-      <w:r>
-        <w:rPr>
-          <w:noProof/>
-        </w:rPr>
         <w:drawing>
-          <wp:inline distT="0" distB="0" distL="0" distR="0" wp14:anchorId="2D288F0F" wp14:editId="40333A8A">
+          <wp:inline distT="0" distB="0" distL="0" distR="0" wp14:anchorId="404DEB39" wp14:editId="7C205C7E">
             <wp:extent cx="6120765" cy="5712460"/>
             <wp:effectExtent l="0" t="0" r="0" b="2540"/>
-            <wp:docPr id="1924352813" name="Рисунок 1" descr="Зображення, що містить текст, знімок екрана, число, монітор&#10;&#10;Вміст на основі ШІ може бути неправильним."/>
+            <wp:docPr id="1698140698" name="Рисунок 1"/>
             <wp:cNvGraphicFramePr>
               <a:graphicFrameLocks xmlns:a="http://schemas.openxmlformats.org/drawingml/2006/main" noChangeAspect="1"/>
             </wp:cNvGraphicFramePr>
@@ -3417,7 +3588,7 @@
               <a:graphicData uri="http://schemas.openxmlformats.org/drawingml/2006/picture">
                 <pic:pic xmlns:pic="http://schemas.openxmlformats.org/drawingml/2006/picture">
                   <pic:nvPicPr>
-                    <pic:cNvPr id="1924352813" name="Рисунок 1" descr="Зображення, що містить текст, знімок екрана, число, монітор&#10;&#10;Вміст на основі ШІ може бути неправильним."/>
+                    <pic:cNvPr id="1698140698" name=""/>
                     <pic:cNvPicPr/>
                   </pic:nvPicPr>
                   <pic:blipFill>
@@ -3497,6 +3668,22 @@
           <w:rFonts w:eastAsiaTheme="minorEastAsia"/>
           <w:lang w:val="en-US"/>
         </w:rPr>
+        <w:br w:type="page"/>
+      </w:r>
+    </w:p>
+    <w:p>
+      <w:pPr>
+        <w:rPr>
+          <w:rFonts w:eastAsiaTheme="minorEastAsia"/>
+          <w:lang w:val="en-US"/>
+        </w:rPr>
+      </w:pPr>
+      <w:r>
+        <w:rPr>
+          <w:rFonts w:eastAsiaTheme="minorEastAsia"/>
+          <w:lang w:val="en-US"/>
+        </w:rPr>
+        <w:lastRenderedPageBreak/>
         <w:t xml:space="preserve">The table below the chart lists the periodogram maxima in descending order. Clicking an item </w:t>
       </w:r>
       <w:proofErr w:type="gramStart"/>
@@ -3533,14 +3720,14 @@
       </w:pPr>
       <w:r>
         <w:rPr>
-          <w:noProof/>
-        </w:rPr>
-        <w:lastRenderedPageBreak/>
+          <w:rFonts w:eastAsiaTheme="minorEastAsia"/>
+          <w:lang w:val="en-US"/>
+        </w:rPr>
         <w:drawing>
-          <wp:inline distT="0" distB="0" distL="0" distR="0" wp14:anchorId="6389641F" wp14:editId="33EBD269">
+          <wp:inline distT="0" distB="0" distL="0" distR="0" wp14:anchorId="4495220C" wp14:editId="1D1C36F1">
             <wp:extent cx="6120765" cy="5712460"/>
             <wp:effectExtent l="0" t="0" r="0" b="2540"/>
-            <wp:docPr id="680091853" name="Рисунок 1" descr="Зображення, що містить текст, знімок екрана, число, програмне забезпечення&#10;&#10;Вміст на основі ШІ може бути неправильним."/>
+            <wp:docPr id="1381894006" name="Рисунок 1"/>
             <wp:cNvGraphicFramePr>
               <a:graphicFrameLocks xmlns:a="http://schemas.openxmlformats.org/drawingml/2006/main" noChangeAspect="1"/>
             </wp:cNvGraphicFramePr>
@@ -3548,7 +3735,7 @@
               <a:graphicData uri="http://schemas.openxmlformats.org/drawingml/2006/picture">
                 <pic:pic xmlns:pic="http://schemas.openxmlformats.org/drawingml/2006/picture">
                   <pic:nvPicPr>
-                    <pic:cNvPr id="680091853" name="Рисунок 1" descr="Зображення, що містить текст, знімок екрана, число, програмне забезпечення&#10;&#10;Вміст на основі ШІ може бути неправильним."/>
+                    <pic:cNvPr id="1381894006" name=""/>
                     <pic:cNvPicPr/>
                   </pic:nvPicPr>
                   <pic:blipFill>
@@ -3829,13 +4016,13 @@
       </w:pPr>
       <w:r>
         <w:rPr>
-          <w:noProof/>
+          <w:lang w:val="en-US"/>
         </w:rPr>
         <w:drawing>
-          <wp:inline distT="0" distB="0" distL="0" distR="0" wp14:anchorId="6F202364" wp14:editId="211B3547">
-            <wp:extent cx="5439787" cy="3600000"/>
-            <wp:effectExtent l="0" t="0" r="8890" b="635"/>
-            <wp:docPr id="1368128094" name="Рисунок 1" descr="Зображення, що містить текст, знімок екрана, число, схема&#10;&#10;Вміст на основі ШІ може бути неправильним."/>
+          <wp:inline distT="0" distB="0" distL="0" distR="0" wp14:anchorId="3E7E2E8C" wp14:editId="49ECFDC3">
+            <wp:extent cx="6120765" cy="4458335"/>
+            <wp:effectExtent l="0" t="0" r="0" b="0"/>
+            <wp:docPr id="2098565523" name="Рисунок 1"/>
             <wp:cNvGraphicFramePr>
               <a:graphicFrameLocks xmlns:a="http://schemas.openxmlformats.org/drawingml/2006/main" noChangeAspect="1"/>
             </wp:cNvGraphicFramePr>
@@ -3843,7 +4030,7 @@
               <a:graphicData uri="http://schemas.openxmlformats.org/drawingml/2006/picture">
                 <pic:pic xmlns:pic="http://schemas.openxmlformats.org/drawingml/2006/picture">
                   <pic:nvPicPr>
-                    <pic:cNvPr id="1368128094" name="Рисунок 1" descr="Зображення, що містить текст, знімок екрана, число, схема&#10;&#10;Вміст на основі ШІ може бути неправильним."/>
+                    <pic:cNvPr id="2098565523" name=""/>
                     <pic:cNvPicPr/>
                   </pic:nvPicPr>
                   <pic:blipFill>
@@ -3855,7 +4042,7 @@
                   <pic:spPr>
                     <a:xfrm>
                       <a:off x="0" y="0"/>
-                      <a:ext cx="5439787" cy="3600000"/>
+                      <a:ext cx="6120765" cy="4458335"/>
                     </a:xfrm>
                     <a:prstGeom prst="rect">
                       <a:avLst/>
@@ -3878,6 +4065,20 @@
         <w:rPr>
           <w:lang w:val="en-US"/>
         </w:rPr>
+        <w:br w:type="page"/>
+      </w:r>
+    </w:p>
+    <w:p>
+      <w:pPr>
+        <w:rPr>
+          <w:lang w:val="en-US"/>
+        </w:rPr>
+      </w:pPr>
+      <w:r>
+        <w:rPr>
+          <w:lang w:val="en-US"/>
+        </w:rPr>
+        <w:lastRenderedPageBreak/>
         <w:t>Then press OK.</w:t>
       </w:r>
       <w:r>
@@ -3951,7 +4152,6 @@
         <w:rPr>
           <w:lang w:val="en-US"/>
         </w:rPr>
-        <w:lastRenderedPageBreak/>
         <w:t xml:space="preserve">Use </w:t>
       </w:r>
       <w:r>
@@ -4088,13 +4288,13 @@
       </w:pPr>
       <w:r>
         <w:rPr>
-          <w:noProof/>
+          <w:lang w:val="en-US"/>
         </w:rPr>
         <w:drawing>
-          <wp:inline distT="0" distB="0" distL="0" distR="0" wp14:anchorId="1141E88A" wp14:editId="6F1B97E9">
-            <wp:extent cx="4807481" cy="3600000"/>
-            <wp:effectExtent l="0" t="0" r="0" b="635"/>
-            <wp:docPr id="542011407" name="Рисунок 1" descr="Зображення, що містить текст, знімок екрана, програмне забезпечення, Барвистість&#10;&#10;Вміст на основі ШІ може бути неправильним."/>
+          <wp:inline distT="0" distB="0" distL="0" distR="0" wp14:anchorId="12E888E2" wp14:editId="78097156">
+            <wp:extent cx="6120765" cy="4480560"/>
+            <wp:effectExtent l="0" t="0" r="0" b="0"/>
+            <wp:docPr id="193783997" name="Рисунок 1"/>
             <wp:cNvGraphicFramePr>
               <a:graphicFrameLocks xmlns:a="http://schemas.openxmlformats.org/drawingml/2006/main" noChangeAspect="1"/>
             </wp:cNvGraphicFramePr>
@@ -4102,7 +4302,7 @@
               <a:graphicData uri="http://schemas.openxmlformats.org/drawingml/2006/picture">
                 <pic:pic xmlns:pic="http://schemas.openxmlformats.org/drawingml/2006/picture">
                   <pic:nvPicPr>
-                    <pic:cNvPr id="542011407" name="Рисунок 1" descr="Зображення, що містить текст, знімок екрана, програмне забезпечення, Барвистість&#10;&#10;Вміст на основі ШІ може бути неправильним."/>
+                    <pic:cNvPr id="193783997" name=""/>
                     <pic:cNvPicPr/>
                   </pic:nvPicPr>
                   <pic:blipFill>
@@ -4114,7 +4314,7 @@
                   <pic:spPr>
                     <a:xfrm>
                       <a:off x="0" y="0"/>
-                      <a:ext cx="4807481" cy="3600000"/>
+                      <a:ext cx="6120765" cy="4480560"/>
                     </a:xfrm>
                     <a:prstGeom prst="rect">
                       <a:avLst/>
@@ -4137,6 +4337,20 @@
         <w:rPr>
           <w:lang w:val="en-US"/>
         </w:rPr>
+        <w:br w:type="page"/>
+      </w:r>
+    </w:p>
+    <w:p>
+      <w:pPr>
+        <w:rPr>
+          <w:lang w:val="en-US"/>
+        </w:rPr>
+      </w:pPr>
+      <w:r>
+        <w:rPr>
+          <w:lang w:val="en-US"/>
+        </w:rPr>
+        <w:lastRenderedPageBreak/>
         <w:t>Click OK to calculate and display the approximation together with its error corridor.</w:t>
       </w:r>
     </w:p>
@@ -4149,13 +4363,13 @@
       </w:pPr>
       <w:r>
         <w:rPr>
-          <w:noProof/>
+          <w:lang w:val="en-US"/>
         </w:rPr>
         <w:drawing>
-          <wp:inline distT="0" distB="0" distL="0" distR="0" wp14:anchorId="4878502B" wp14:editId="3CA10794">
-            <wp:extent cx="5453465" cy="3600000"/>
-            <wp:effectExtent l="0" t="0" r="0" b="635"/>
-            <wp:docPr id="1032957234" name="Рисунок 1" descr="Зображення, що містить текст, знімок екрана, Барвистість&#10;&#10;Вміст на основі ШІ може бути неправильним."/>
+          <wp:inline distT="0" distB="0" distL="0" distR="0" wp14:anchorId="6C619D84" wp14:editId="41822682">
+            <wp:extent cx="6120765" cy="4481195"/>
+            <wp:effectExtent l="0" t="0" r="0" b="0"/>
+            <wp:docPr id="552245565" name="Рисунок 1"/>
             <wp:cNvGraphicFramePr>
               <a:graphicFrameLocks xmlns:a="http://schemas.openxmlformats.org/drawingml/2006/main" noChangeAspect="1"/>
             </wp:cNvGraphicFramePr>
@@ -4163,7 +4377,7 @@
               <a:graphicData uri="http://schemas.openxmlformats.org/drawingml/2006/picture">
                 <pic:pic xmlns:pic="http://schemas.openxmlformats.org/drawingml/2006/picture">
                   <pic:nvPicPr>
-                    <pic:cNvPr id="1032957234" name="Рисунок 1" descr="Зображення, що містить текст, знімок екрана, Барвистість&#10;&#10;Вміст на основі ШІ може бути неправильним."/>
+                    <pic:cNvPr id="552245565" name=""/>
                     <pic:cNvPicPr/>
                   </pic:nvPicPr>
                   <pic:blipFill>
@@ -4175,7 +4389,7 @@
                   <pic:spPr>
                     <a:xfrm>
                       <a:off x="0" y="0"/>
-                      <a:ext cx="5453465" cy="3600000"/>
+                      <a:ext cx="6120765" cy="4481195"/>
                     </a:xfrm>
                     <a:prstGeom prst="rect">
                       <a:avLst/>
@@ -4225,7 +4439,6 @@
         <w:rPr>
           <w:lang w:val="en-US"/>
         </w:rPr>
-        <w:lastRenderedPageBreak/>
         <w:t>Input file format</w:t>
       </w:r>
       <w:bookmarkEnd w:id="8"/>
@@ -5135,21 +5348,7 @@
             <w:rStyle w:val="af0"/>
             <w:lang w:val="en-US"/>
           </w:rPr>
-          <w:t>http://uavso.org</w:t>
-        </w:r>
-        <w:r>
-          <w:rPr>
-            <w:rStyle w:val="af0"/>
-            <w:lang w:val="en-US"/>
-          </w:rPr>
-          <w:t>.</w:t>
-        </w:r>
-        <w:r>
-          <w:rPr>
-            <w:rStyle w:val="af0"/>
-            <w:lang w:val="en-US"/>
-          </w:rPr>
-          <w:t>ua/mcv</w:t>
+          <w:t>http://uavso.org.ua/mcv</w:t>
         </w:r>
       </w:hyperlink>
       <w:r>
@@ -5372,21 +5571,7 @@
             <w:rStyle w:val="af0"/>
             <w:lang w:val="en-US"/>
           </w:rPr>
-          <w:t>2020JPhSt</w:t>
-        </w:r>
-        <w:r>
-          <w:rPr>
-            <w:rStyle w:val="af0"/>
-            <w:lang w:val="en-US"/>
-          </w:rPr>
-          <w:t>.</w:t>
-        </w:r>
-        <w:r>
-          <w:rPr>
-            <w:rStyle w:val="af0"/>
-            <w:lang w:val="en-US"/>
-          </w:rPr>
-          <w:t>.24.1902A</w:t>
+          <w:t>2020JPhSt..24.1902A</w:t>
         </w:r>
       </w:hyperlink>
     </w:p>
